--- a/files - word/קישור לפרויקט ב- github.docx
+++ b/files - word/קישור לפרויקט ב- github.docx
@@ -7,7 +7,6 @@
         <w:bidi/>
         <w:rPr>
           <w:rtl/>
-          <w:lang w:val="en-US"/>
         </w:rPr>
       </w:pPr>
       <w:r>
@@ -15,20 +14,11 @@
           <w:rFonts w:hint="cs"/>
           <w:rtl/>
         </w:rPr>
-        <w:t>קישור לדף הבית ב</w:t>
-      </w:r>
-      <w:r>
-        <w:rPr>
-          <w:rFonts w:hint="cs"/>
-          <w:rtl/>
-          <w:lang w:val="en-US"/>
-        </w:rPr>
-        <w:t xml:space="preserve"> </w:t>
+        <w:t xml:space="preserve">קישור לדף הבית ב </w:t>
       </w:r>
       <w:r>
         <w:rPr>
           <w:rtl/>
-          <w:lang w:val="en-US"/>
         </w:rPr>
         <w:t>–</w:t>
       </w:r>
@@ -36,21 +26,18 @@
         <w:rPr>
           <w:rFonts w:hint="cs"/>
           <w:rtl/>
-          <w:lang w:val="en-US"/>
         </w:rPr>
         <w:t xml:space="preserve"> </w:t>
       </w:r>
+      <w:proofErr w:type="spellStart"/>
       <w:r>
-        <w:rPr>
-          <w:lang w:val="en-US"/>
-        </w:rPr>
         <w:t>github</w:t>
       </w:r>
+      <w:proofErr w:type="spellEnd"/>
       <w:r>
         <w:rPr>
           <w:rFonts w:hint="cs"/>
           <w:rtl/>
-          <w:lang w:val="en-US"/>
         </w:rPr>
         <w:t>:</w:t>
       </w:r>
@@ -58,56 +45,47 @@
     <w:p>
       <w:pPr>
         <w:bidi/>
-        <w:rPr>
-          <w:rtl/>
-          <w:lang w:val="en-US"/>
-        </w:rPr>
       </w:pPr>
       <w:hyperlink r:id="rId4" w:history="1">
         <w:r>
           <w:rPr>
             <w:rStyle w:val="Hyperlink"/>
-            <w:lang w:val="en-US"/>
           </w:rPr>
-          <w:t>https://tuvalshemer.github.io/final_project_web/index.html</w:t>
+          <w:t>https://romiel2.mtacloud.co.il/walk_me_real_romi_vs</w:t>
+        </w:r>
+        <w:r>
+          <w:rPr>
+            <w:rStyle w:val="Hyperlink"/>
+            <w:rFonts w:cs="Arial"/>
+            <w:rtl/>
+          </w:rPr>
+          <w:t>/</w:t>
         </w:r>
       </w:hyperlink>
-      <w:r>
-        <w:rPr>
-          <w:rFonts w:hint="cs"/>
-          <w:rtl/>
-          <w:lang w:val="en-US"/>
-        </w:rPr>
-        <w:t xml:space="preserve"> </w:t>
-      </w:r>
     </w:p>
     <w:p>
       <w:pPr>
         <w:bidi/>
         <w:rPr>
           <w:rtl/>
-          <w:lang w:val="en-US"/>
         </w:rPr>
       </w:pPr>
       <w:r>
         <w:rPr>
           <w:rFonts w:hint="cs"/>
           <w:rtl/>
-          <w:lang w:val="en-US"/>
         </w:rPr>
         <w:t>קישור לדף הפרויקט ב-</w:t>
       </w:r>
+      <w:proofErr w:type="spellStart"/>
       <w:r>
-        <w:rPr>
-          <w:lang w:val="en-US"/>
-        </w:rPr>
         <w:t>github</w:t>
       </w:r>
+      <w:proofErr w:type="spellEnd"/>
       <w:r>
         <w:rPr>
           <w:rFonts w:hint="cs"/>
           <w:rtl/>
-          <w:lang w:val="en-US"/>
         </w:rPr>
         <w:t>:</w:t>
       </w:r>
@@ -115,27 +93,15 @@
     <w:p>
       <w:pPr>
         <w:bidi/>
-        <w:rPr>
-          <w:lang w:val="en-US"/>
-        </w:rPr>
       </w:pPr>
       <w:hyperlink r:id="rId5" w:history="1">
         <w:r>
           <w:rPr>
             <w:rStyle w:val="Hyperlink"/>
-            <w:lang w:val="en-US"/>
           </w:rPr>
-          <w:t>https://github.com/tuvalshemer/final_project_web</w:t>
+          <w:t>https://github.com/7128romial/dog-walking-site.git</w:t>
         </w:r>
       </w:hyperlink>
-      <w:r>
-        <w:rPr>
-          <w:rFonts w:hint="cs"/>
-          <w:rtl/>
-          <w:lang w:val="en-US"/>
-        </w:rPr>
-        <w:t xml:space="preserve"> </w:t>
-      </w:r>
     </w:p>
     <w:sectPr>
       <w:pgSz w:w="11906" w:h="16838"/>
@@ -156,7 +122,7 @@
         <w:kern w:val="2"/>
         <w:sz w:val="24"/>
         <w:szCs w:val="24"/>
-        <w:lang w:eastAsia="en-US" w:bidi="he-IL"/>
+        <w:lang w:val="en-US" w:eastAsia="en-US" w:bidi="he-IL"/>
         <w14:ligatures w14:val="standardContextual"/>
       </w:rPr>
     </w:rPrDefault>
@@ -1087,6 +1053,18 @@
       <w:shd w:val="clear" w:color="auto" w:fill="E1DFDD"/>
     </w:rPr>
   </w:style>
+  <w:style w:type="character" w:styleId="FollowedHyperlink">
+    <w:name w:val="FollowedHyperlink"/>
+    <w:basedOn w:val="a0"/>
+    <w:uiPriority w:val="99"/>
+    <w:semiHidden/>
+    <w:unhideWhenUsed/>
+    <w:rsid w:val="00164C83"/>
+    <w:rPr>
+      <w:color w:val="96607D" w:themeColor="followedHyperlink"/>
+      <w:u w:val="single"/>
+    </w:rPr>
+  </w:style>
 </w:styles>
 </file>
 
